--- a/CO4.docx
+++ b/CO4.docx
@@ -293,8 +293,6 @@
             <w:proofErr w:type="spellEnd"/>
           </w:p>
         </w:tc>
-        <w:bookmarkStart w:id="0" w:name="_GoBack"/>
-        <w:bookmarkEnd w:id="0"/>
       </w:tr>
       <w:tr>
         <w:tc>
@@ -1186,7 +1184,16 @@
           <w:b/>
           <w:bCs/>
         </w:rPr>
-        <w:t xml:space="preserve"> algorithm is more correct because it optimizes both fare and travel time simultaneously using lexicographic ordering, ensuring the cheapest route is always chosen while using travel time as the tiebreaker.</w:t>
+        <w:t xml:space="preserve"> algorithm is more correct because it optimizes both fare and travel time simultaneously using lexicographic ordering, ensuring the cheapest route is always chosen while using </w:t>
+      </w:r>
+      <w:bookmarkStart w:id="0" w:name="_GoBack"/>
+      <w:bookmarkEnd w:id="0"/>
+      <w:r>
+        <w:rPr>
+          <w:b/>
+          <w:bCs/>
+        </w:rPr>
+        <w:t>travel time as the tiebreaker.</w:t>
       </w:r>
     </w:p>
     <w:p>
@@ -1245,6 +1252,9 @@
         </w:numPr>
         <w:spacing w:after="0" w:line="240" w:lineRule="auto"/>
       </w:pPr>
+      <w:r>
+        <w:t>https://github.com/laxmanreddy-cmd/DSA-CO-4</w:t>
+      </w:r>
     </w:p>
     <w:tbl>
       <w:tblPr>
